--- a/src/templates/permisosExtTypeTemplate.docx
+++ b/src/templates/permisosExtTypeTemplate.docx
@@ -243,11 +243,11 @@
       </w:tblPr>
       <w:tblGrid>
         <w:gridCol w:w="704"/>
-        <w:gridCol w:w="1985"/>
-        <w:gridCol w:w="2835"/>
-        <w:gridCol w:w="1525"/>
-        <w:gridCol w:w="842"/>
-        <w:gridCol w:w="1354"/>
+        <w:gridCol w:w="2693"/>
+        <w:gridCol w:w="1276"/>
+        <w:gridCol w:w="1701"/>
+        <w:gridCol w:w="851"/>
+        <w:gridCol w:w="2020"/>
         <w:gridCol w:w="1851"/>
       </w:tblGrid>
       <w:tr>
@@ -282,7 +282,7 @@
         </w:tc>
         <w:tc>
           <w:tcPr>
-            <w:tcW w:w="1985" w:type="dxa"/>
+            <w:tcW w:w="2693" w:type="dxa"/>
             <w:shd w:val="clear" w:color="auto" w:fill="D9D9D9" w:themeFill="background1" w:themeFillShade="D9"/>
           </w:tcPr>
           <w:p>
@@ -311,7 +311,7 @@
         </w:tc>
         <w:tc>
           <w:tcPr>
-            <w:tcW w:w="2835" w:type="dxa"/>
+            <w:tcW w:w="1276" w:type="dxa"/>
             <w:shd w:val="clear" w:color="auto" w:fill="D9D9D9" w:themeFill="background1" w:themeFillShade="D9"/>
           </w:tcPr>
           <w:p>
@@ -334,13 +334,13 @@
                 <w:szCs w:val="20"/>
                 <w:lang w:val="es-419"/>
               </w:rPr>
-              <w:t>CURP</w:t>
+              <w:t>TARJETA</w:t>
             </w:r>
           </w:p>
         </w:tc>
         <w:tc>
           <w:tcPr>
-            <w:tcW w:w="1525" w:type="dxa"/>
+            <w:tcW w:w="1701" w:type="dxa"/>
             <w:shd w:val="clear" w:color="auto" w:fill="D9D9D9" w:themeFill="background1" w:themeFillShade="D9"/>
           </w:tcPr>
           <w:p>
@@ -369,7 +369,7 @@
         </w:tc>
         <w:tc>
           <w:tcPr>
-            <w:tcW w:w="842" w:type="dxa"/>
+            <w:tcW w:w="851" w:type="dxa"/>
             <w:shd w:val="clear" w:color="auto" w:fill="D9D9D9" w:themeFill="background1" w:themeFillShade="D9"/>
           </w:tcPr>
           <w:p>
@@ -398,7 +398,7 @@
         </w:tc>
         <w:tc>
           <w:tcPr>
-            <w:tcW w:w="1354" w:type="dxa"/>
+            <w:tcW w:w="2020" w:type="dxa"/>
             <w:shd w:val="clear" w:color="auto" w:fill="D9D9D9" w:themeFill="background1" w:themeFillShade="D9"/>
           </w:tcPr>
           <w:p>
@@ -488,7 +488,7 @@
         </w:tc>
         <w:tc>
           <w:tcPr>
-            <w:tcW w:w="1985" w:type="dxa"/>
+            <w:tcW w:w="2693" w:type="dxa"/>
           </w:tcPr>
           <w:p>
             <w:pPr>
@@ -530,10 +530,11 @@
         </w:tc>
         <w:tc>
           <w:tcPr>
-            <w:tcW w:w="2835" w:type="dxa"/>
+            <w:tcW w:w="1276" w:type="dxa"/>
           </w:tcPr>
           <w:p>
             <w:pPr>
+              <w:jc w:val="center"/>
               <w:rPr>
                 <w:rFonts w:ascii="Montserrat" w:hAnsi="Montserrat" w:cs="Arial"/>
                 <w:sz w:val="20"/>
@@ -548,13 +549,31 @@
                 <w:szCs w:val="20"/>
                 <w:lang w:val="es-419"/>
               </w:rPr>
-              <w:t>{CURP}</w:t>
+              <w:t>{</w:t>
+            </w:r>
+            <w:r>
+              <w:rPr>
+                <w:rFonts w:ascii="Montserrat" w:hAnsi="Montserrat" w:cs="Arial"/>
+                <w:sz w:val="20"/>
+                <w:szCs w:val="20"/>
+                <w:lang w:val="es-419"/>
+              </w:rPr>
+              <w:t>TARJETA</w:t>
+            </w:r>
+            <w:r>
+              <w:rPr>
+                <w:rFonts w:ascii="Montserrat" w:hAnsi="Montserrat" w:cs="Arial"/>
+                <w:sz w:val="20"/>
+                <w:szCs w:val="20"/>
+                <w:lang w:val="es-419"/>
+              </w:rPr>
+              <w:t>}</w:t>
             </w:r>
           </w:p>
         </w:tc>
         <w:tc>
           <w:tcPr>
-            <w:tcW w:w="1525" w:type="dxa"/>
+            <w:tcW w:w="1701" w:type="dxa"/>
           </w:tcPr>
           <w:p>
             <w:pPr>
@@ -623,7 +642,7 @@
         </w:tc>
         <w:tc>
           <w:tcPr>
-            <w:tcW w:w="842" w:type="dxa"/>
+            <w:tcW w:w="851" w:type="dxa"/>
           </w:tcPr>
           <w:p>
             <w:pPr>
@@ -666,7 +685,7 @@
         </w:tc>
         <w:tc>
           <w:tcPr>
-            <w:tcW w:w="1354" w:type="dxa"/>
+            <w:tcW w:w="2020" w:type="dxa"/>
           </w:tcPr>
           <w:p>
             <w:pPr>
